--- a/其他笔记/git使用.docx
+++ b/其他笔记/git使用.docx
@@ -31,13 +31,13 @@
           <w:rFonts w:hint="eastAsia"/>
           <w:lang w:val="en-US" w:eastAsia="zh-CN"/>
         </w:rPr>
-        <w:t>重新归类文档上传</w:t>
+        <w:t>查看当前提交记录</w:t>
       </w:r>
     </w:p>
     <w:p>
       <w:pPr>
         <w:rPr>
-          <w:rFonts w:hint="eastAsia"/>
+          <w:rFonts w:hint="default"/>
           <w:lang w:val="en-US" w:eastAsia="zh-CN"/>
         </w:rPr>
       </w:pPr>
@@ -46,47 +46,41 @@
           <w:rFonts w:hint="eastAsia"/>
           <w:lang w:val="en-US" w:eastAsia="zh-CN"/>
         </w:rPr>
-        <w:tab/>
-        <w:t>将不同路径下的文件重新归类为一个新的路径形式上传到github。</w:t>
+        <w:t xml:space="preserve"> 1、查看当前提交的文件， git ls-files</w:t>
+      </w:r>
+      <w:bookmarkStart w:id="0" w:name="_GoBack"/>
+      <w:bookmarkEnd w:id="0"/>
+    </w:p>
+    <w:p>
+      <w:pPr>
+        <w:pStyle w:val="2"/>
+        <w:bidi w:val="0"/>
+        <w:rPr>
+          <w:rFonts w:hint="default"/>
+          <w:lang w:val="en-US" w:eastAsia="zh-CN"/>
+        </w:rPr>
+      </w:pPr>
+      <w:r>
+        <w:rPr>
+          <w:rFonts w:hint="eastAsia"/>
+          <w:lang w:val="en-US" w:eastAsia="zh-CN"/>
+        </w:rPr>
+        <w:t>撤销提交</w:t>
       </w:r>
     </w:p>
     <w:p>
       <w:pPr>
         <w:rPr>
-          <w:rFonts w:hint="eastAsia"/>
+          <w:rFonts w:hint="default"/>
           <w:lang w:val="en-US" w:eastAsia="zh-CN"/>
         </w:rPr>
       </w:pPr>
-      <w:r>
-        <w:rPr>
-          <w:rFonts w:hint="eastAsia"/>
-          <w:lang w:val="en-US" w:eastAsia="zh-CN"/>
-        </w:rPr>
-        <w:t>比如原路径为：/a/file1 、/b/file2</w:t>
-      </w:r>
-    </w:p>
-    <w:p>
-      <w:pPr>
-        <w:rPr>
-          <w:rFonts w:hint="eastAsia"/>
-          <w:lang w:val="en-US" w:eastAsia="zh-CN"/>
-        </w:rPr>
-      </w:pPr>
-      <w:r>
-        <w:rPr>
-          <w:rFonts w:hint="eastAsia"/>
-          <w:lang w:val="en-US" w:eastAsia="zh-CN"/>
-        </w:rPr>
-        <w:t>希望上传路径形式为:/push/file1 、 /push/file2，方法如下：</w:t>
-      </w:r>
-    </w:p>
-    <w:p>
       <w:r>
         <w:drawing>
           <wp:inline distT="0" distB="0" distL="114300" distR="114300">
-            <wp:extent cx="5272405" cy="3725545"/>
-            <wp:effectExtent l="0" t="0" r="635" b="8255"/>
-            <wp:docPr id="1" name="图片 1"/>
+            <wp:extent cx="5271770" cy="3346450"/>
+            <wp:effectExtent l="0" t="0" r="1270" b="6350"/>
+            <wp:docPr id="3" name="图片 3"/>
             <wp:cNvGraphicFramePr>
               <a:graphicFrameLocks xmlns:a="http://schemas.openxmlformats.org/drawingml/2006/main" noChangeAspect="1"/>
             </wp:cNvGraphicFramePr>
@@ -94,7 +88,7 @@
               <a:graphicData uri="http://schemas.openxmlformats.org/drawingml/2006/picture">
                 <pic:pic xmlns:pic="http://schemas.openxmlformats.org/drawingml/2006/picture">
                   <pic:nvPicPr>
-                    <pic:cNvPr id="1" name="图片 1"/>
+                    <pic:cNvPr id="3" name="图片 3"/>
                     <pic:cNvPicPr>
                       <a:picLocks noChangeAspect="1"/>
                     </pic:cNvPicPr>
@@ -108,7 +102,7 @@
                   <pic:spPr>
                     <a:xfrm>
                       <a:off x="0" y="0"/>
-                      <a:ext cx="5272405" cy="3725545"/>
+                      <a:ext cx="5271770" cy="3346450"/>
                     </a:xfrm>
                     <a:prstGeom prst="rect">
                       <a:avLst/>
@@ -124,59 +118,6 @@
           </wp:inline>
         </w:drawing>
       </w:r>
-    </w:p>
-    <w:p>
-      <w:pPr>
-        <w:rPr>
-          <w:rFonts w:hint="default"/>
-          <w:lang w:val="en-US" w:eastAsia="zh-CN"/>
-        </w:rPr>
-      </w:pPr>
-      <w:r>
-        <w:drawing>
-          <wp:inline distT="0" distB="0" distL="114300" distR="114300">
-            <wp:extent cx="5271770" cy="820420"/>
-            <wp:effectExtent l="0" t="0" r="1270" b="2540"/>
-            <wp:docPr id="2" name="图片 2"/>
-            <wp:cNvGraphicFramePr>
-              <a:graphicFrameLocks xmlns:a="http://schemas.openxmlformats.org/drawingml/2006/main" noChangeAspect="1"/>
-            </wp:cNvGraphicFramePr>
-            <a:graphic xmlns:a="http://schemas.openxmlformats.org/drawingml/2006/main">
-              <a:graphicData uri="http://schemas.openxmlformats.org/drawingml/2006/picture">
-                <pic:pic xmlns:pic="http://schemas.openxmlformats.org/drawingml/2006/picture">
-                  <pic:nvPicPr>
-                    <pic:cNvPr id="2" name="图片 2"/>
-                    <pic:cNvPicPr>
-                      <a:picLocks noChangeAspect="1"/>
-                    </pic:cNvPicPr>
-                  </pic:nvPicPr>
-                  <pic:blipFill>
-                    <a:blip r:embed="rId5"/>
-                    <a:stretch>
-                      <a:fillRect/>
-                    </a:stretch>
-                  </pic:blipFill>
-                  <pic:spPr>
-                    <a:xfrm>
-                      <a:off x="0" y="0"/>
-                      <a:ext cx="5271770" cy="820420"/>
-                    </a:xfrm>
-                    <a:prstGeom prst="rect">
-                      <a:avLst/>
-                    </a:prstGeom>
-                    <a:noFill/>
-                    <a:ln>
-                      <a:noFill/>
-                    </a:ln>
-                  </pic:spPr>
-                </pic:pic>
-              </a:graphicData>
-            </a:graphic>
-          </wp:inline>
-        </w:drawing>
-      </w:r>
-      <w:bookmarkStart w:id="0" w:name="_GoBack"/>
-      <w:bookmarkEnd w:id="0"/>
     </w:p>
     <w:sectPr>
       <w:pgSz w:w="11906" w:h="16838"/>
